--- a/Tutagora-GTM-Strategy.docx
+++ b/Tutagora-GTM-Strategy.docx
@@ -1573,7 +1573,7 @@
           <w:sz w:val="22"/>
           <w:szCs w:val="22"/>
         </w:rPr>
-        <w:t xml:space="preserve">University students preparing for professional exams (CPA, ACCA) who need the AFM/APM AI tutor.</w:t>
+        <w:t xml:space="preserve">Students who first meet Tutagora through their school (see Schools &amp; Institutions) and keep practising at home.</w:t>
       </w:r>
     </w:p>
     <w:p>
